--- a/docs/SIMF-SCA-002-Features-Removed-by-SITE-AR-v1.0.docx
+++ b/docs/SIMF-SCA-002-Features-Removed-by-SITE-AR-v1.0.docx
@@ -59,7 +59,17 @@
           <w:sz w:val="40"/>
           <w:rtl/>
         </w:rPr>
-        <w:t>الميزات المحذوفة بناءً على اشتراط SITE</w:t>
+        <w:t xml:space="preserve">الميزات المحذوفة بناءً على اشتراط </w:t>
+      </w:r>
+      <w:r>
+        <w:rPr>
+          <w:rFonts w:hint="cs"/>
+          <w:b/>
+          <w:color w:val="1F3F5F"/>
+          <w:sz w:val="40"/>
+          <w:rtl/>
+        </w:rPr>
+        <w:t>الشؤون التنفيذية</w:t>
       </w:r>
     </w:p>
     <w:p>
@@ -111,9 +121,8 @@
       <w:r>
         <w:rPr>
           <w:sz w:val="21"/>
-          <w:rtl/>
         </w:rPr>
-        <w:t>تسع قدرات سبق الوعد بها تُحذف أو تُقلَّص بناءً على اشتراط SITE. ويذكر كل صف ما وُعد به، والسبب الذي تسوقه SITE، وما يحصل عليه الملتقى بدلاً منه. وكل سبب هو إما قيد ذكرته SITE مباشرة وإما الحالة التي سجّلتها SITE في قائمة التحقق الخاصة بها للتقنيات والمنهجيات.</w:t>
+        <w:t xml:space="preserve"> </w:t>
       </w:r>
     </w:p>
     <w:tbl>
@@ -134,7 +143,7 @@
         </w:trPr>
         <w:tc>
           <w:tcPr>
-            <w:tcW w:w="2963" w:type="dxa"/>
+            <w:tcW w:w="2964" w:type="dxa"/>
             <w:shd w:val="clear" w:color="auto" w:fill="1F3F5F"/>
           </w:tcPr>
           <w:p>
@@ -196,7 +205,7 @@
       <w:tr>
         <w:tc>
           <w:tcPr>
-            <w:tcW w:w="2963" w:type="dxa"/>
+            <w:tcW w:w="2964" w:type="dxa"/>
           </w:tcPr>
           <w:p>
             <w:pPr>
@@ -221,10 +230,33 @@
             </w:pPr>
             <w:r>
               <w:rPr>
+                <w:rFonts w:hint="cs"/>
                 <w:sz w:val="18"/>
                 <w:rtl/>
               </w:rPr>
-              <w:t>تشترط SITE عدم توفر أي قدرة للغة الإشارة.</w:t>
+              <w:t>النماذج الموجودة ب</w:t>
+            </w:r>
+            <w:r>
+              <w:rPr>
+                <w:sz w:val="18"/>
+                <w:rtl/>
+              </w:rPr>
+              <w:t xml:space="preserve"> SITE </w:t>
+            </w:r>
+            <w:r>
+              <w:rPr>
+                <w:rFonts w:hint="cs"/>
+                <w:sz w:val="18"/>
+                <w:rtl/>
+              </w:rPr>
+              <w:t>لا تدعم</w:t>
+            </w:r>
+            <w:r>
+              <w:rPr>
+                <w:sz w:val="18"/>
+                <w:rtl/>
+              </w:rPr>
+              <w:t xml:space="preserve"> توفر أي قدرة للغة الإشارة.</w:t>
             </w:r>
           </w:p>
         </w:tc>
@@ -238,10 +270,27 @@
             </w:pPr>
             <w:r>
               <w:rPr>
+                <w:rFonts w:hint="cs"/>
                 <w:sz w:val="18"/>
                 <w:rtl/>
               </w:rPr>
-              <w:t>لا شيء. القدرة مسحوبة. وقد كانت التزام الملتقى الرئيسي في مجال الإتاحة، ولا يوجد بديل مخطط له.</w:t>
+              <w:t xml:space="preserve">سحب الميزة والعمل مع مخرج الجلسة </w:t>
+            </w:r>
+            <w:r>
+              <w:rPr>
+                <w:rFonts w:hint="cs"/>
+                <w:sz w:val="18"/>
+                <w:rtl/>
+              </w:rPr>
+              <w:t>على</w:t>
+            </w:r>
+            <w:r>
+              <w:rPr>
+                <w:rFonts w:hint="cs"/>
+                <w:sz w:val="18"/>
+                <w:rtl/>
+              </w:rPr>
+              <w:t xml:space="preserve"> توفير شخص او أي بدايل لتكون خارج نطاق البرمجة</w:t>
             </w:r>
           </w:p>
         </w:tc>
@@ -249,7 +298,7 @@
       <w:tr>
         <w:tc>
           <w:tcPr>
-            <w:tcW w:w="2963" w:type="dxa"/>
+            <w:tcW w:w="2964" w:type="dxa"/>
             <w:shd w:val="clear" w:color="auto" w:fill="F2F4F7"/>
           </w:tcPr>
           <w:p>
@@ -261,7 +310,21 @@
                 <w:sz w:val="18"/>
                 <w:rtl/>
               </w:rPr>
-              <w:t>الترجمة المباشرة. تحويل صوت المتحدث إلى ترجمة نصية مباشرة بلغة المشاهد نفسه أثناء الجلسة.</w:t>
+              <w:t xml:space="preserve">الترجمة المباشرة. </w:t>
+            </w:r>
+            <w:r>
+              <w:rPr>
+                <w:sz w:val="18"/>
+                <w:rtl/>
+              </w:rPr>
+              <w:br/>
+            </w:r>
+            <w:r>
+              <w:rPr>
+                <w:sz w:val="18"/>
+                <w:rtl/>
+              </w:rPr>
+              <w:t>تحويل صوت المتحدث إلى ترجمة نصية مباشرة بلغة المشاهد نفسه أثناء الجلسة.</w:t>
             </w:r>
           </w:p>
         </w:tc>
@@ -291,13 +354,81 @@
           <w:p>
             <w:pPr>
               <w:bidi/>
+              <w:rPr>
+                <w:sz w:val="18"/>
+              </w:rPr>
+            </w:pPr>
+            <w:r>
+              <w:rPr>
+                <w:rFonts w:hint="cs"/>
+                <w:sz w:val="18"/>
+                <w:rtl/>
+              </w:rPr>
+              <w:t xml:space="preserve">إلغاء البث المباشر </w:t>
+            </w:r>
+            <w:r>
+              <w:rPr>
+                <w:sz w:val="18"/>
+                <w:rtl/>
+              </w:rPr>
+              <w:t>–</w:t>
+            </w:r>
+            <w:r>
+              <w:rPr>
+                <w:rFonts w:hint="cs"/>
+                <w:sz w:val="18"/>
+                <w:rtl/>
+              </w:rPr>
+              <w:t xml:space="preserve"> وتحويل المهمة للفريق العلمي يعد انتهاء الجلسة العمل علي </w:t>
+            </w:r>
+            <w:r>
+              <w:rPr>
+                <w:sz w:val="18"/>
+                <w:rtl/>
+              </w:rPr>
+              <w:t>ترجم</w:t>
+            </w:r>
+            <w:r>
+              <w:rPr>
+                <w:rFonts w:hint="cs"/>
+                <w:sz w:val="18"/>
+                <w:rtl/>
+              </w:rPr>
+              <w:t>تا</w:t>
+            </w:r>
+            <w:r>
+              <w:rPr>
+                <w:sz w:val="18"/>
+                <w:rtl/>
+              </w:rPr>
+              <w:t xml:space="preserve"> بعد انتهاء الجلسة،</w:t>
+            </w:r>
+            <w:r>
+              <w:rPr>
+                <w:rFonts w:hint="cs"/>
+                <w:sz w:val="18"/>
+                <w:rtl/>
+              </w:rPr>
+              <w:t xml:space="preserve"> </w:t>
+            </w:r>
+            <w:r>
+              <w:rPr>
+                <w:sz w:val="18"/>
+                <w:rtl/>
+              </w:rPr>
+              <w:t xml:space="preserve">وتراجعها اللجنة العلمية قبل أن يطّلع عليها الحضور. </w:t>
+            </w:r>
+          </w:p>
+          <w:p>
+            <w:pPr>
+              <w:bidi/>
             </w:pPr>
             <w:r>
               <w:rPr>
                 <w:sz w:val="18"/>
                 <w:rtl/>
               </w:rPr>
-              <w:t>ترجمة بعد انتهاء الجلسة، ينتجها النموذج المحلي داخل المقر وتراجعها اللجنة العلمية قبل أن يطّلع عليها الحضور. ولا شيء منها مباشر.</w:t>
+              <w:t>ولا شيء منها مباشر.</w:t>
             </w:r>
           </w:p>
         </w:tc>
@@ -305,7 +436,7 @@
       <w:tr>
         <w:tc>
           <w:tcPr>
-            <w:tcW w:w="2963" w:type="dxa"/>
+            <w:tcW w:w="2964" w:type="dxa"/>
           </w:tcPr>
           <w:p>
             <w:pPr>
@@ -358,7 +489,7 @@
       <w:tr>
         <w:tc>
           <w:tcPr>
-            <w:tcW w:w="2963" w:type="dxa"/>
+            <w:tcW w:w="2964" w:type="dxa"/>
             <w:shd w:val="clear" w:color="auto" w:fill="F2F4F7"/>
           </w:tcPr>
           <w:p>
@@ -382,13 +513,24 @@
           <w:p>
             <w:pPr>
               <w:bidi/>
+              <w:rPr>
+                <w:rFonts w:hint="cs"/>
+              </w:rPr>
             </w:pPr>
             <w:r>
               <w:rPr>
                 <w:sz w:val="18"/>
                 <w:rtl/>
               </w:rPr>
-              <w:t>تشترط SITE عدم وجود بث مباشر عبر خدمة الفيديو المقترحة.</w:t>
+              <w:t>تشترط SITE عدم وجود</w:t>
+            </w:r>
+            <w:r>
+              <w:rPr>
+                <w:rFonts w:hint="cs"/>
+                <w:sz w:val="18"/>
+                <w:rtl/>
+              </w:rPr>
+              <w:t xml:space="preserve"> انترنت على السيرفرات مما يمنع البث المباشر.</w:t>
             </w:r>
           </w:p>
         </w:tc>
@@ -400,13 +542,47 @@
           <w:p>
             <w:pPr>
               <w:bidi/>
+              <w:rPr>
+                <w:rFonts w:hint="cs"/>
+                <w:rtl/>
+              </w:rPr>
             </w:pPr>
             <w:r>
               <w:rPr>
                 <w:sz w:val="18"/>
                 <w:rtl/>
               </w:rPr>
-              <w:t>نشر الجلسات للمشاهدة بعد انتهائها.</w:t>
+              <w:t>نشر الجلسات للمشاهدة بعد انتهائها</w:t>
+            </w:r>
+            <w:r>
+              <w:rPr>
+                <w:sz w:val="18"/>
+              </w:rPr>
+              <w:t xml:space="preserve"> </w:t>
+            </w:r>
+            <w:r>
+              <w:rPr>
+                <w:rFonts w:hint="cs"/>
+                <w:sz w:val="18"/>
+                <w:rtl/>
+              </w:rPr>
+              <w:t xml:space="preserve">من </w:t>
+            </w:r>
+            <w:r>
+              <w:rPr>
+                <w:rFonts w:hint="cs"/>
+                <w:sz w:val="18"/>
+                <w:rtl/>
+              </w:rPr>
+              <w:t>على</w:t>
+            </w:r>
+            <w:r>
+              <w:rPr>
+                <w:rFonts w:hint="cs"/>
+                <w:sz w:val="18"/>
+                <w:rtl/>
+              </w:rPr>
+              <w:t xml:space="preserve"> اليوتيوب</w:t>
             </w:r>
           </w:p>
         </w:tc>
@@ -414,7 +590,7 @@
       <w:tr>
         <w:tc>
           <w:tcPr>
-            <w:tcW w:w="2963" w:type="dxa"/>
+            <w:tcW w:w="2964" w:type="dxa"/>
           </w:tcPr>
           <w:p>
             <w:pPr>
@@ -425,7 +601,23 @@
                 <w:sz w:val="18"/>
                 <w:rtl/>
               </w:rPr>
-              <w:t>خدمة الذكاء الاصطناعي من Google، وهي الخدمة التي يقوم عليها ملخص الجلسة والمساعد ومرشِّح المحتوى.</w:t>
+              <w:t xml:space="preserve">خدمة الذكاء الاصطناعي من </w:t>
+            </w:r>
+            <w:proofErr w:type="spellStart"/>
+            <w:r>
+              <w:rPr>
+                <w:sz w:val="18"/>
+                <w:rtl/>
+              </w:rPr>
+              <w:t>Google</w:t>
+            </w:r>
+            <w:proofErr w:type="spellEnd"/>
+            <w:r>
+              <w:rPr>
+                <w:sz w:val="18"/>
+                <w:rtl/>
+              </w:rPr>
+              <w:t>، وهي الخدمة التي يقوم عليها ملخص الجلسة والمساعد ومرشِّح المحتوى.</w:t>
             </w:r>
           </w:p>
         </w:tc>
@@ -442,7 +634,22 @@
                 <w:sz w:val="18"/>
                 <w:rtl/>
               </w:rPr>
-              <w:t>مسجّلة بوصفها مرفوضة في قائمة التحقق الخاصة بـ SITE، لقيود في البنية التحتية.</w:t>
+              <w:t>مسجّلة بوصفها مرفوضة في قائمة التحقق الخاصة بـ SITE، لقيود في البنية التحتية</w:t>
+            </w:r>
+            <w:r>
+              <w:rPr>
+                <w:rFonts w:hint="cs"/>
+                <w:sz w:val="18"/>
+                <w:rtl/>
+              </w:rPr>
+              <w:t xml:space="preserve"> وسرية البيانات</w:t>
+            </w:r>
+            <w:r>
+              <w:rPr>
+                <w:sz w:val="18"/>
+                <w:rtl/>
+              </w:rPr>
+              <w:t>.</w:t>
             </w:r>
           </w:p>
         </w:tc>
@@ -467,116 +674,7 @@
       <w:tr>
         <w:tc>
           <w:tcPr>
-            <w:tcW w:w="2963" w:type="dxa"/>
-            <w:shd w:val="clear" w:color="auto" w:fill="F2F4F7"/>
-          </w:tcPr>
-          <w:p>
-            <w:pPr>
-              <w:bidi/>
-            </w:pPr>
-            <w:r>
-              <w:rPr>
-                <w:sz w:val="18"/>
-                <w:rtl/>
-              </w:rPr>
-              <w:t>إشعارات WhatsApp للحضور.</w:t>
-            </w:r>
-          </w:p>
-        </w:tc>
-        <w:tc>
-          <w:tcPr>
-            <w:tcW w:w="3257" w:type="dxa"/>
-            <w:shd w:val="clear" w:color="auto" w:fill="F2F4F7"/>
-          </w:tcPr>
-          <w:p>
-            <w:pPr>
-              <w:bidi/>
-            </w:pPr>
-            <w:r>
-              <w:rPr>
-                <w:sz w:val="18"/>
-                <w:rtl/>
-              </w:rPr>
-              <w:t>مسجّلة بوصفها مرفوضة في قائمة التحقق الخاصة بـ SITE، لقيود في البنية التحتية.</w:t>
-            </w:r>
-          </w:p>
-        </w:tc>
-        <w:tc>
-          <w:tcPr>
-            <w:tcW w:w="3417" w:type="dxa"/>
-            <w:shd w:val="clear" w:color="auto" w:fill="F2F4F7"/>
-          </w:tcPr>
-          <w:p>
-            <w:pPr>
-              <w:bidi/>
-            </w:pPr>
-            <w:r>
-              <w:rPr>
-                <w:sz w:val="18"/>
-                <w:rtl/>
-              </w:rPr>
-              <w:t>الإشعارات داخل التطبيق وعبر البريد الإلكتروني. وقناة المراسلة مسحوبة.</w:t>
-            </w:r>
-          </w:p>
-        </w:tc>
-      </w:tr>
-      <w:tr>
-        <w:tc>
-          <w:tcPr>
-            <w:tcW w:w="2963" w:type="dxa"/>
-          </w:tcPr>
-          <w:p>
-            <w:pPr>
-              <w:bidi/>
-            </w:pPr>
-            <w:r>
-              <w:rPr>
-                <w:sz w:val="18"/>
-                <w:rtl/>
-              </w:rPr>
-              <w:t>خريطة تفاعلية ثلاثية الأبعاد للمقر، والإرشاد إلى المسارات الذي كان يعتمد عليها.</w:t>
-            </w:r>
-          </w:p>
-        </w:tc>
-        <w:tc>
-          <w:tcPr>
-            <w:tcW w:w="3257" w:type="dxa"/>
-          </w:tcPr>
-          <w:p>
-            <w:pPr>
-              <w:bidi/>
-            </w:pPr>
-            <w:r>
-              <w:rPr>
-                <w:sz w:val="18"/>
-                <w:rtl/>
-              </w:rPr>
-              <w:t>خدمة الخرائط خدمة سحابية، والمنطقة الآمنة لا يتوفر فيها اتصال بالإنترنت.</w:t>
-            </w:r>
-          </w:p>
-        </w:tc>
-        <w:tc>
-          <w:tcPr>
-            <w:tcW w:w="3417" w:type="dxa"/>
-          </w:tcPr>
-          <w:p>
-            <w:pPr>
-              <w:bidi/>
-            </w:pPr>
-            <w:r>
-              <w:rPr>
-                <w:sz w:val="18"/>
-                <w:rtl/>
-              </w:rPr>
-              <w:t>خريطة ثنائية الأبعاد للمقر مع التنقل.</w:t>
-            </w:r>
-          </w:p>
-        </w:tc>
-      </w:tr>
-      <w:tr>
-        <w:tc>
-          <w:tcPr>
-            <w:tcW w:w="2963" w:type="dxa"/>
+            <w:tcW w:w="2964" w:type="dxa"/>
             <w:shd w:val="clear" w:color="auto" w:fill="F2F4F7"/>
           </w:tcPr>
           <w:p>
@@ -632,7 +730,7 @@
       <w:tr>
         <w:tc>
           <w:tcPr>
-            <w:tcW w:w="2963" w:type="dxa"/>
+            <w:tcW w:w="2964" w:type="dxa"/>
           </w:tcPr>
           <w:p>
             <w:pPr>
@@ -660,7 +758,52 @@
                 <w:sz w:val="18"/>
                 <w:rtl/>
               </w:rPr>
-              <w:t>رفضت SITE التصميم وتشترط اتباع كود المنصات الحكومية السعودية.</w:t>
+              <w:t>رفض</w:t>
+            </w:r>
+            <w:r>
+              <w:rPr>
+                <w:rFonts w:hint="cs"/>
+                <w:sz w:val="18"/>
+                <w:rtl/>
+              </w:rPr>
+              <w:t xml:space="preserve"> </w:t>
+            </w:r>
+            <w:r>
+              <w:rPr>
+                <w:sz w:val="18"/>
+                <w:rtl/>
+              </w:rPr>
+              <w:t xml:space="preserve">التصميم </w:t>
+            </w:r>
+            <w:r>
+              <w:rPr>
+                <w:rFonts w:hint="cs"/>
+                <w:sz w:val="18"/>
+                <w:rtl/>
+              </w:rPr>
+              <w:t xml:space="preserve">الحالي </w:t>
+            </w:r>
+            <w:r>
+              <w:rPr>
+                <w:sz w:val="18"/>
+                <w:rtl/>
+              </w:rPr>
+              <w:t>و</w:t>
+            </w:r>
+            <w:r>
+              <w:rPr>
+                <w:rFonts w:hint="cs"/>
+                <w:sz w:val="18"/>
+                <w:rtl/>
+              </w:rPr>
+              <w:t>ت</w:t>
+            </w:r>
+            <w:r>
+              <w:rPr>
+                <w:sz w:val="18"/>
+                <w:rtl/>
+              </w:rPr>
+              <w:t>شترط اتباع كود المنصات الحكومية السعودية.</w:t>
             </w:r>
           </w:p>
         </w:tc>
@@ -683,255 +826,11 @@
         </w:tc>
       </w:tr>
     </w:tbl>
-    <w:p/>
     <w:p>
       <w:pPr>
         <w:pStyle w:val="Heading1"/>
         <w:bidi/>
       </w:pPr>
-      <w:r>
-        <w:rPr>
-          <w:rtl/>
-        </w:rPr>
-        <w:t>ما لم تحذفه SITE</w:t>
-      </w:r>
-    </w:p>
-    <w:p>
-      <w:pPr>
-        <w:bidi/>
-      </w:pPr>
-      <w:r>
-        <w:rPr>
-          <w:sz w:val="21"/>
-          <w:rtl/>
-        </w:rPr>
-        <w:t>يُفترض عادةً أن قدرتين اثنتين قد سقطتا ضحية هذه الاشتراطات، وهما ليستا كذلك. فقد اعتمدت SITE كلتيهما في قائمة التحقق الخاصة بها، وعليه فإن غياب أي منهما عن المنصّة المسلَّمة يكون قراراً من المشروع لا اشتراطاً من SITE، ولا ينبغي عرضه على الوزارة بوصفه اشتراطاً.</w:t>
-      </w:r>
-    </w:p>
-    <w:tbl>
-      <w:tblPr>
-        <w:tblStyle w:val="TableGrid"/>
-        <w:bidiVisual/>
-        <w:tblW w:w="9638" w:type="dxa"/>
-        <w:tblLook w:val="04A0" w:firstRow="1" w:lastRow="0" w:firstColumn="1" w:lastColumn="0" w:noHBand="0" w:noVBand="1"/>
-      </w:tblPr>
-      <w:tblGrid>
-        <w:gridCol w:w="1989"/>
-        <w:gridCol w:w="728"/>
-        <w:gridCol w:w="6921"/>
-      </w:tblGrid>
-      <w:tr>
-        <w:trPr>
-          <w:tblHeader/>
-        </w:trPr>
-        <w:tc>
-          <w:tcPr>
-            <w:tcW w:w="2026" w:type="dxa"/>
-            <w:shd w:val="clear" w:color="auto" w:fill="1F3F5F"/>
-          </w:tcPr>
-          <w:p>
-            <w:pPr>
-              <w:bidi/>
-            </w:pPr>
-            <w:r>
-              <w:rPr>
-                <w:b/>
-                <w:color w:val="FFFFFF"/>
-                <w:sz w:val="18"/>
-                <w:rtl/>
-              </w:rPr>
-              <w:t>القدرة</w:t>
-            </w:r>
-          </w:p>
-        </w:tc>
-        <w:tc>
-          <w:tcPr>
-            <w:tcW w:w="492" w:type="dxa"/>
-            <w:shd w:val="clear" w:color="auto" w:fill="1F3F5F"/>
-          </w:tcPr>
-          <w:p>
-            <w:pPr>
-              <w:bidi/>
-            </w:pPr>
-            <w:r>
-              <w:rPr>
-                <w:b/>
-                <w:color w:val="FFFFFF"/>
-                <w:sz w:val="18"/>
-                <w:rtl/>
-              </w:rPr>
-              <w:t>موقف SITE</w:t>
-            </w:r>
-          </w:p>
-        </w:tc>
-        <w:tc>
-          <w:tcPr>
-            <w:tcW w:w="7118" w:type="dxa"/>
-            <w:shd w:val="clear" w:color="auto" w:fill="1F3F5F"/>
-          </w:tcPr>
-          <w:p>
-            <w:pPr>
-              <w:bidi/>
-            </w:pPr>
-            <w:r>
-              <w:rPr>
-                <w:b/>
-                <w:color w:val="FFFFFF"/>
-                <w:sz w:val="18"/>
-                <w:rtl/>
-              </w:rPr>
-              <w:t>وضعها الحالي</w:t>
-            </w:r>
-          </w:p>
-        </w:tc>
-      </w:tr>
-      <w:tr>
-        <w:tc>
-          <w:tcPr>
-            <w:tcW w:w="2026" w:type="dxa"/>
-          </w:tcPr>
-          <w:p>
-            <w:pPr>
-              <w:bidi/>
-            </w:pPr>
-            <w:r>
-              <w:rPr>
-                <w:sz w:val="18"/>
-                <w:rtl/>
-              </w:rPr>
-              <w:lastRenderedPageBreak/>
-              <w:t>إشعارات الرسائل النصية القصيرة</w:t>
-            </w:r>
-          </w:p>
-        </w:tc>
-        <w:tc>
-          <w:tcPr>
-            <w:tcW w:w="492" w:type="dxa"/>
-          </w:tcPr>
-          <w:p>
-            <w:pPr>
-              <w:bidi/>
-            </w:pPr>
-            <w:r>
-              <w:rPr>
-                <w:sz w:val="18"/>
-                <w:rtl/>
-              </w:rPr>
-              <w:t>معتمدة.</w:t>
-            </w:r>
-          </w:p>
-        </w:tc>
-        <w:tc>
-          <w:tcPr>
-            <w:tcW w:w="7118" w:type="dxa"/>
-          </w:tcPr>
-          <w:p>
-            <w:pPr>
-              <w:bidi/>
-            </w:pPr>
-            <w:r>
-              <w:rPr>
-                <w:sz w:val="18"/>
-                <w:rtl/>
-              </w:rPr>
-              <w:t>القناة موجودة في التصميم. ولم يُبنَ محوّلها بعد، وهذا قرار من المشروع.</w:t>
-            </w:r>
-          </w:p>
-        </w:tc>
-      </w:tr>
-      <w:tr>
-        <w:tc>
-          <w:tcPr>
-            <w:tcW w:w="2026" w:type="dxa"/>
-            <w:shd w:val="clear" w:color="auto" w:fill="F2F4F7"/>
-          </w:tcPr>
-          <w:p>
-            <w:pPr>
-              <w:bidi/>
-            </w:pPr>
-            <w:r>
-              <w:rPr>
-                <w:sz w:val="18"/>
-                <w:rtl/>
-              </w:rPr>
-              <w:t>الدفع المباشر للتحديثات إلى التطبيقات</w:t>
-            </w:r>
-          </w:p>
-        </w:tc>
-        <w:tc>
-          <w:tcPr>
-            <w:tcW w:w="492" w:type="dxa"/>
-            <w:shd w:val="clear" w:color="auto" w:fill="F2F4F7"/>
-          </w:tcPr>
-          <w:p>
-            <w:pPr>
-              <w:bidi/>
-            </w:pPr>
-            <w:r>
-              <w:rPr>
-                <w:sz w:val="18"/>
-                <w:rtl/>
-              </w:rPr>
-              <w:t>معتمدة.</w:t>
-            </w:r>
-          </w:p>
-        </w:tc>
-        <w:tc>
-          <w:tcPr>
-            <w:tcW w:w="7118" w:type="dxa"/>
-            <w:shd w:val="clear" w:color="auto" w:fill="F2F4F7"/>
-          </w:tcPr>
-          <w:p>
-            <w:pPr>
-              <w:bidi/>
-            </w:pPr>
-            <w:r>
-              <w:rPr>
-                <w:sz w:val="18"/>
-                <w:rtl/>
-              </w:rPr>
-              <w:t>لا تتضمن النسخة المسلَّمة أي ناقل للدفع المباشر. وتُحدَّث الشاشات بدلاً من ذلك بسؤال الخادم على فترات زمنية. وهذا قرار من المشروع.</w:t>
-            </w:r>
-          </w:p>
-        </w:tc>
-      </w:tr>
-    </w:tbl>
-    <w:p/>
-    <w:p>
-      <w:pPr>
-        <w:pStyle w:val="Heading1"/>
-        <w:bidi/>
-      </w:pPr>
-      <w:r>
-        <w:rPr>
-          <w:rtl/>
-        </w:rPr>
-        <w:t>ماذا يعني هذا للملتقى</w:t>
-      </w:r>
-    </w:p>
-    <w:p>
-      <w:pPr>
-        <w:bidi/>
-      </w:pPr>
-      <w:r>
-        <w:rPr>
-          <w:sz w:val="21"/>
-          <w:rtl/>
-        </w:rPr>
-        <w:t>ثلاث من عمليات الحذف التسع ظاهرة لكل حاضر: لا شخصية افتراضية تترجم بلغة الإشارة، ولا ترجمة نصية مباشرة، ولا فيديو مباشر. وهي مجتمعة تغيّر ما يقدمه الملتقى لجمهوره في يوم الفعالية، والتزام الإتاحة هو الالتزام الوحيد الذي لا بديل له على الإطلاق. وإذا كان أي من هذه الثلاثة مهماً للوزارة، فينبغي طرحه على SITE بوصفه طلباً لا قبوله بوصفه أمراً محسوماً، لأن كلاً منها حُذف باشتراط لا باستحالة تقنية.</w:t>
-      </w:r>
-    </w:p>
-    <w:p>
-      <w:pPr>
-        <w:bidi/>
-      </w:pPr>
-      <w:r>
-        <w:rPr>
-          <w:sz w:val="21"/>
-          <w:rtl/>
-        </w:rPr>
-        <w:t>أما البنود الستة الأخرى فهي إما مستبدَلة بما يكافئها، كما في خدمة الذكاء الاصطناعي، وإما مقلَّصة لا مفقودة، كما في الخريطة والتحليلات.</w:t>
-      </w:r>
     </w:p>
     <w:sectPr>
       <w:pgSz w:w="11906" w:h="16838"/>
